--- a/web-app/files/docx_templates/APUPZ2DCC1.00013-02-15 - Aneks do Umowy o przyjm po 2013 r (wprow DCC)_TEMPLATE.docx
+++ b/web-app/files/docx_templates/APUPZ2DCC1.00013-02-15 - Aneks do Umowy o przyjm po 2013 r (wprow DCC)_TEMPLATE.docx
@@ -48,7 +48,7 @@
           <w:sz w:val="20"/>
           <w:szCs w:val="20"/>
         </w:rPr>
-        <w:instrText xml:space="preserve"> MERGEFIELD $d.DataPodpisaniaAneksu \* MERGEFORMAT </w:instrText>
+        <w:instrText xml:space="preserve"> MERGEFIELD  $d.dataPodpisaniaAneksuPOZ  \* MERGEFORMAT </w:instrText>
       </w:r>
       <w:r>
         <w:rPr>
@@ -67,7 +67,7 @@
           <w:sz w:val="20"/>
           <w:szCs w:val="20"/>
         </w:rPr>
-        <w:t>«$d.DataPodpisaniaAneksu»</w:t>
+        <w:t>«$d.dataPodpisaniaAneksuPOZ»</w:t>
       </w:r>
       <w:r>
         <w:rPr>
@@ -2528,17 +2528,7 @@
           <w:sz w:val="16"/>
           <w:szCs w:val="16"/>
         </w:rPr>
-        <w:t>PKO BP upo</w:t>
-      </w:r>
-      <w:bookmarkStart w:id="4" w:name="_GoBack"/>
-      <w:bookmarkEnd w:id="4"/>
-      <w:r>
-        <w:rPr>
-          <w:rFonts w:ascii="Arial" w:hAnsi="Arial" w:cs="Arial"/>
-          <w:sz w:val="16"/>
-          <w:szCs w:val="16"/>
-        </w:rPr>
-        <w:t>ważnia Akceptanta do realizacji transakcji płatnych kartami płatniczymi w walucie karty, innej niż PLN.</w:t>
+        <w:t>PKO BP upoważnia Akceptanta do realizacji transakcji płatnych kartami płatniczymi w walucie karty, innej niż PLN.</w:t>
       </w:r>
     </w:p>
     <w:p>
@@ -3643,24 +3633,14 @@
                 <w:rStyle w:val="Strong"/>
               </w:rPr>
             </w:pPr>
-            <w:r>
-              <w:fldChar w:fldCharType="begin"/>
-            </w:r>
-            <w:r>
-              <w:instrText xml:space="preserve"> MERGEFIELD  "#if($d.ObslugaTransakcji == 1) [ x ] #else [   ] #end"  \* MERGEFORMAT </w:instrText>
-            </w:r>
-            <w:r>
-              <w:fldChar w:fldCharType="separate"/>
-            </w:r>
-            <w:r>
-              <w:rPr>
-                <w:noProof/>
-              </w:rPr>
-              <w:t>«#if($d.ObslugaTransakcji == 1) [ x ] #el»</w:t>
-            </w:r>
-            <w:r>
-              <w:fldChar w:fldCharType="end"/>
-            </w:r>
+            <w:fldSimple w:instr=" MERGEFIELD  &quot;#if($d.ObslugaTransakcji == 1) [ x ] #else [   ] #end&quot;  \* MERGEFORMAT ">
+              <w:r>
+                <w:rPr>
+                  <w:noProof/>
+                </w:rPr>
+                <w:t>«#if($d.ObslugaTransakcji == 1) [ x ] #el»</w:t>
+              </w:r>
+            </w:fldSimple>
           </w:p>
         </w:tc>
         <w:tc>
@@ -3788,24 +3768,14 @@
                 <w:rStyle w:val="Strong"/>
               </w:rPr>
             </w:pPr>
-            <w:r>
-              <w:fldChar w:fldCharType="begin"/>
-            </w:r>
-            <w:r>
-              <w:instrText xml:space="preserve"> MERGEFIELD  "#if($d.ObslugaTransakcji == 3) [ x ] #else [   ] #end"  \* MERGEFORMAT </w:instrText>
-            </w:r>
-            <w:r>
-              <w:fldChar w:fldCharType="separate"/>
-            </w:r>
-            <w:r>
-              <w:rPr>
-                <w:noProof/>
-              </w:rPr>
-              <w:t>«#if($d.ObslugaTransakcji == 3) [ x ] #el»</w:t>
-            </w:r>
-            <w:r>
-              <w:fldChar w:fldCharType="end"/>
-            </w:r>
+            <w:fldSimple w:instr=" MERGEFIELD  &quot;#if($d.ObslugaTransakcji == 3) [ x ] #else [   ] #end&quot;  \* MERGEFORMAT ">
+              <w:r>
+                <w:rPr>
+                  <w:noProof/>
+                </w:rPr>
+                <w:t>«#if($d.ObslugaTransakcji == 3) [ x ] #el»</w:t>
+              </w:r>
+            </w:fldSimple>
           </w:p>
         </w:tc>
         <w:tc>
@@ -4129,9 +4099,8 @@
                 <w:rFonts w:ascii="Arial" w:hAnsi="Arial" w:cs="Arial"/>
                 <w:sz w:val="16"/>
                 <w:szCs w:val="16"/>
-                <w:lang w:val="en-US"/>
-              </w:rPr>
-              <w:instrText xml:space="preserve"> MERGEFIELD  "#if($zestawyPOM.size()&gt;$i &amp;&amp; $d.ObslugaTransakcji == 3)$zestawyPOM[$i].PelnaNazwaPunktu#else #end"  \* MERGEFORMAT </w:instrText>
+              </w:rPr>
+              <w:instrText xml:space="preserve"> MERGEFIELD  "#if($dccZestawyPOM.size()&gt;$i &amp;&amp; $d.ObslugaTransakcji == 3)$dccZestawyPOM[$i].PelnaNazwaPunktu#else #end"  \* MERGEFORMAT </w:instrText>
             </w:r>
             <w:r>
               <w:rPr>
@@ -4147,9 +4116,8 @@
                 <w:noProof/>
                 <w:sz w:val="16"/>
                 <w:szCs w:val="16"/>
-                <w:lang w:val="en-US"/>
-              </w:rPr>
-              <w:t>«#if($zestawyPOM.size()&gt;$i &amp;&amp; $d.ObslugaT»</w:t>
+              </w:rPr>
+              <w:t>«#if($dccZestawyPOM.size()&gt;$i &amp;&amp; $d.Obslu»</w:t>
             </w:r>
             <w:r>
               <w:rPr>
@@ -4232,16 +4200,17 @@
                 <w:rFonts w:ascii="Arial" w:hAnsi="Arial" w:cs="Arial"/>
                 <w:sz w:val="16"/>
                 <w:szCs w:val="16"/>
-              </w:rPr>
-              <w:instrText xml:space="preserve"> MERGEFIELD  "#if($zestawyPOM.size()&gt;$i &amp;&amp;  $d.ObslugaTransakcji == 3)$zestawyPOM[$i].UlicaINumerDomu / $zestawyPOM[$i].Miejscowosc / $zestawyPOM[$i].KodPocztowy#else #end"  \* MERGEFORMAT </w:instrText>
-            </w:r>
-            <w:r>
-              <w:rPr>
-                <w:rFonts w:ascii="Arial" w:hAnsi="Arial" w:cs="Arial"/>
-                <w:sz w:val="16"/>
-                <w:szCs w:val="16"/>
                 <w:lang w:val="en-US"/>
               </w:rPr>
+              <w:instrText xml:space="preserve"> MERGEFIELD  "#if($dccZestawyPOM.size()&gt;$i &amp;&amp;  $d.ObslugaTransakcji == 3)$dccZestawyPOM[$i].UlicaINumerDomu / $dccZestawyPOM[$i].Miejscowosc / $dccZestawyPOM[$i].KodPocztowy#else #end"  \* MERGEFORMAT </w:instrText>
+            </w:r>
+            <w:r>
+              <w:rPr>
+                <w:rFonts w:ascii="Arial" w:hAnsi="Arial" w:cs="Arial"/>
+                <w:sz w:val="16"/>
+                <w:szCs w:val="16"/>
+                <w:lang w:val="en-US"/>
+              </w:rPr>
               <w:fldChar w:fldCharType="separate"/>
             </w:r>
             <w:r>
@@ -4250,8 +4219,9 @@
                 <w:noProof/>
                 <w:sz w:val="16"/>
                 <w:szCs w:val="16"/>
-              </w:rPr>
-              <w:t>«#if($zestawyPOM.size()&gt;$i &amp;&amp;  $d.Obsluga»</w:t>
+                <w:lang w:val="en-US"/>
+              </w:rPr>
+              <w:t>«#if($dccZestawyPOM.size()&gt;$i &amp;&amp;  $d.Obsl»</w:t>
             </w:r>
             <w:r>
               <w:rPr>
@@ -4292,7 +4262,7 @@
                 <w:sz w:val="16"/>
                 <w:szCs w:val="16"/>
               </w:rPr>
-              <w:instrText xml:space="preserve"> MERGEFIELD  "#if($zestawyPOM.size()&gt;$i &amp;&amp; $d.ObslugaTransakcji == 3)$zestawyPOM[$i].LiczbaZestawowZUslugaDCC #else #end"  \* MERGEFORMAT </w:instrText>
+              <w:instrText xml:space="preserve"> MERGEFIELD  "#if($dccZestawyPOM.size()&gt;$i &amp;&amp; $d.ObslugaTransakcji == 3)$dccZestawyPOM[$i].LiczbaZestawowZUslugaDCC #else #end"  \* MERGEFORMAT </w:instrText>
             </w:r>
             <w:r>
               <w:rPr>
@@ -4309,7 +4279,7 @@
                 <w:sz w:val="16"/>
                 <w:szCs w:val="16"/>
               </w:rPr>
-              <w:t>«#if($zestawyPOM.size()&gt;$i &amp;&amp; $d.ObslugaT»</w:t>
+              <w:t>«#if($dccZestawyPOM.size()&gt;$i &amp;&amp; $d.Obslu»</w:t>
             </w:r>
             <w:r>
               <w:rPr>
@@ -4319,6 +4289,8 @@
               </w:rPr>
               <w:fldChar w:fldCharType="end"/>
             </w:r>
+            <w:bookmarkStart w:id="4" w:name="_GoBack"/>
+            <w:bookmarkEnd w:id="4"/>
           </w:p>
         </w:tc>
       </w:tr>
@@ -4563,7 +4535,7 @@
         <w:sz w:val="18"/>
         <w:szCs w:val="18"/>
       </w:rPr>
-      <w:t>2</w:t>
+      <w:t>3</w:t>
     </w:r>
     <w:r>
       <w:rPr>
@@ -4738,7 +4710,7 @@
           <v:imagedata r:id="rId2" o:title=""/>
           <w10:wrap type="topAndBottom"/>
         </v:shape>
-        <o:OLEObject Type="Embed" ProgID="MSPhotoEd.3" ShapeID="_x0000_s2049" DrawAspect="Content" ObjectID="_1436690813" r:id="rId3"/>
+        <o:OLEObject Type="Embed" ProgID="MSPhotoEd.3" ShapeID="_x0000_s2049" DrawAspect="Content" ObjectID="_1437819295" r:id="rId3"/>
       </w:pict>
     </w:r>
   </w:p>
@@ -7054,7 +7026,7 @@
 </file>
 
 <file path=customXml/itemProps1.xml><?xml version="1.0" encoding="utf-8"?>
-<ds:datastoreItem xmlns:ds="http://schemas.openxmlformats.org/officeDocument/2006/customXml" ds:itemID="{FA37E57B-3E62-4B44-86B0-AF1EC9E870D9}">
+<ds:datastoreItem xmlns:ds="http://schemas.openxmlformats.org/officeDocument/2006/customXml" ds:itemID="{7870320D-6DDB-4363-83D3-3D89CEFC14D7}">
   <ds:schemaRefs>
     <ds:schemaRef ds:uri="http://schemas.openxmlformats.org/officeDocument/2006/bibliography"/>
   </ds:schemaRefs>
